--- a/labs/lab04/report/_output/simulation-modeling-lab04-report.docx
+++ b/labs/lab04/report/_output/simulation-modeling-lab04-report.docx
@@ -982,33 +982,111 @@
       </w:r>
     </w:p>
     <w:bookmarkEnd w:id="14"/>
-    <w:bookmarkStart w:id="15" w:name="section"/>
+    <w:bookmarkStart w:id="15" w:name="X953ddc9797c25cf2f39eae1fd91b50150b45b64"/>
     <w:p>
       <w:pPr>
         <w:pStyle w:val="Heading1"/>
       </w:pPr>
       <w:r>
-        <w:t xml:space="preserve">4. ==============================================================================</w:t>
+        <w:t xml:space="preserve">4. 1. МОДЕЛЬ 1: Гармонический осциллятор без затухания (x’’ + w0^2 * x = 0)</w:t>
+      </w:r>
+    </w:p>
+    <w:p>
+      <w:pPr>
+        <w:pStyle w:val="FirstParagraph"/>
+      </w:pPr>
+      <w:r>
+        <w:t xml:space="preserve">function model1!(du, u, p, t)</w:t>
+      </w:r>
+      <w:r>
+        <w:t xml:space="preserve"> </w:t>
+      </w:r>
+      <w:r>
+        <w:t xml:space="preserve">du[1] = u[2]</w:t>
+      </w:r>
+      <w:r>
+        <w:t xml:space="preserve"> </w:t>
+      </w:r>
+      <w:r>
+        <w:t xml:space="preserve">du[2] = -w0_sq * u[1]</w:t>
+      </w:r>
+      <w:r>
+        <w:t xml:space="preserve"> </w:t>
+      </w:r>
+      <w:r>
+        <w:t xml:space="preserve">end</w:t>
+      </w:r>
+    </w:p>
+    <w:p>
+      <w:pPr>
+        <w:pStyle w:val="BodyText"/>
+      </w:pPr>
+      <w:r>
+        <w:t xml:space="preserve">prob1 = ODEProblem(model1!, u0, tspan)</w:t>
+      </w:r>
+      <w:r>
+        <w:t xml:space="preserve"> </w:t>
+      </w:r>
+      <w:r>
+        <w:t xml:space="preserve">sol1 = solve(prob1, saveat=0.05)</w:t>
       </w:r>
     </w:p>
     <w:bookmarkEnd w:id="15"/>
-    <w:bookmarkStart w:id="16" w:name="X953ddc9797c25cf2f39eae1fd91b50150b45b64"/>
+    <w:bookmarkStart w:id="16" w:name="график-зависимости-xt"/>
     <w:p>
       <w:pPr>
         <w:pStyle w:val="Heading1"/>
       </w:pPr>
       <w:r>
-        <w:t xml:space="preserve">5. 1. МОДЕЛЬ 1: Гармонический осциллятор без затухания (x’’ + w0^2 * x = 0)</w:t>
+        <w:t xml:space="preserve">5. График зависимости x(t)</w:t>
+      </w:r>
+    </w:p>
+    <w:p>
+      <w:pPr>
+        <w:pStyle w:val="FirstParagraph"/>
+      </w:pPr>
+      <w:r>
+        <w:t xml:space="preserve">p1_time = plot(sol1, vars=(0, 1), label=</w:t>
+      </w:r>
+      <w:r>
+        <w:t xml:space="preserve">“x(t)”</w:t>
+      </w:r>
+      <w:r>
+        <w:t xml:space="preserve">, xlabel=</w:t>
+      </w:r>
+      <w:r>
+        <w:t xml:space="preserve">“Время t”</w:t>
+      </w:r>
+      <w:r>
+        <w:t xml:space="preserve">, ylabel=</w:t>
+      </w:r>
+      <w:r>
+        <w:t xml:space="preserve">“Координата x”</w:t>
+      </w:r>
+      <w:r>
+        <w:t xml:space="preserve">,</w:t>
+      </w:r>
+      <w:r>
+        <w:t xml:space="preserve"> </w:t>
+      </w:r>
+      <w:r>
+        <w:t xml:space="preserve">title=</w:t>
+      </w:r>
+      <w:r>
+        <w:t xml:space="preserve">“1. Колебания без затухания”</w:t>
+      </w:r>
+      <w:r>
+        <w:t xml:space="preserve">, color=:blue, lw=1.5)</w:t>
       </w:r>
     </w:p>
     <w:bookmarkEnd w:id="16"/>
-    <w:bookmarkStart w:id="17" w:name="section-1"/>
+    <w:bookmarkStart w:id="17" w:name="фазовый-портрет-x-от-x"/>
     <w:p>
       <w:pPr>
         <w:pStyle w:val="Heading1"/>
       </w:pPr>
       <w:r>
-        <w:t xml:space="preserve">6. ==============================================================================</w:t>
+        <w:t xml:space="preserve">6. Фазовый портрет (x’ от x)</w:t>
       </w:r>
     </w:p>
     <w:p>
@@ -1016,155 +1094,47 @@
         <w:pStyle w:val="FirstParagraph"/>
       </w:pPr>
       <w:r>
-        <w:t xml:space="preserve">function model1!(du, u, p, t)</w:t>
-      </w:r>
-      <w:r>
-        <w:t xml:space="preserve"> </w:t>
-      </w:r>
-      <w:r>
-        <w:t xml:space="preserve">du[1] = u[2]</w:t>
-      </w:r>
-      <w:r>
-        <w:t xml:space="preserve"> </w:t>
-      </w:r>
-      <w:r>
-        <w:t xml:space="preserve">du[2] = -w0_sq * u[1]</w:t>
-      </w:r>
-      <w:r>
-        <w:t xml:space="preserve"> </w:t>
-      </w:r>
-      <w:r>
-        <w:t xml:space="preserve">end</w:t>
-      </w:r>
-    </w:p>
-    <w:p>
-      <w:pPr>
-        <w:pStyle w:val="BodyText"/>
-      </w:pPr>
-      <w:r>
-        <w:t xml:space="preserve">prob1 = ODEProblem(model1!, u0, tspan)</w:t>
-      </w:r>
-      <w:r>
-        <w:t xml:space="preserve"> </w:t>
-      </w:r>
-      <w:r>
-        <w:t xml:space="preserve">sol1 = solve(prob1, saveat=0.05)</w:t>
+        <w:t xml:space="preserve">p1_phase = plot(sol1, vars=(1, 2), label=</w:t>
+      </w:r>
+      <w:r>
+        <w:t xml:space="preserve">“Фазовая траектория”</w:t>
+      </w:r>
+      <w:r>
+        <w:t xml:space="preserve">, xlabel=</w:t>
+      </w:r>
+      <w:r>
+        <w:t xml:space="preserve">“Координата x”</w:t>
+      </w:r>
+      <w:r>
+        <w:t xml:space="preserve">, ylabel=</w:t>
+      </w:r>
+      <w:r>
+        <w:t xml:space="preserve">“Скорость x’”</w:t>
+      </w:r>
+      <w:r>
+        <w:t xml:space="preserve">,</w:t>
+      </w:r>
+      <w:r>
+        <w:t xml:space="preserve"> </w:t>
+      </w:r>
+      <w:r>
+        <w:t xml:space="preserve">title=</w:t>
+      </w:r>
+      <w:r>
+        <w:t xml:space="preserve">“1. Фазовый портрет (без затухания)”</w:t>
+      </w:r>
+      <w:r>
+        <w:t xml:space="preserve">, color=:darkblue, lw=1.5)</w:t>
       </w:r>
     </w:p>
     <w:bookmarkEnd w:id="17"/>
-    <w:bookmarkStart w:id="18" w:name="график-зависимости-xt"/>
+    <w:bookmarkStart w:id="18" w:name="X33c6f2b73dde24c9095a4853ea9496b3d0b86c4"/>
     <w:p>
       <w:pPr>
         <w:pStyle w:val="Heading1"/>
       </w:pPr>
       <w:r>
-        <w:t xml:space="preserve">7. График зависимости x(t)</w:t>
-      </w:r>
-    </w:p>
-    <w:p>
-      <w:pPr>
-        <w:pStyle w:val="FirstParagraph"/>
-      </w:pPr>
-      <w:r>
-        <w:t xml:space="preserve">p1_time = plot(sol1, vars=(0, 1), label=</w:t>
-      </w:r>
-      <w:r>
-        <w:t xml:space="preserve">“x(t)”</w:t>
-      </w:r>
-      <w:r>
-        <w:t xml:space="preserve">, xlabel=</w:t>
-      </w:r>
-      <w:r>
-        <w:t xml:space="preserve">“Время t”</w:t>
-      </w:r>
-      <w:r>
-        <w:t xml:space="preserve">, ylabel=</w:t>
-      </w:r>
-      <w:r>
-        <w:t xml:space="preserve">“Координата x”</w:t>
-      </w:r>
-      <w:r>
-        <w:t xml:space="preserve">,</w:t>
-      </w:r>
-      <w:r>
-        <w:t xml:space="preserve"> </w:t>
-      </w:r>
-      <w:r>
-        <w:t xml:space="preserve">title=</w:t>
-      </w:r>
-      <w:r>
-        <w:t xml:space="preserve">“1. Колебания без затухания”</w:t>
-      </w:r>
-      <w:r>
-        <w:t xml:space="preserve">, color=:blue, lw=1.5)</w:t>
-      </w:r>
-    </w:p>
-    <w:bookmarkEnd w:id="18"/>
-    <w:bookmarkStart w:id="19" w:name="фазовый-портрет-x-от-x"/>
-    <w:p>
-      <w:pPr>
-        <w:pStyle w:val="Heading1"/>
-      </w:pPr>
-      <w:r>
-        <w:t xml:space="preserve">8. Фазовый портрет (x’ от x)</w:t>
-      </w:r>
-    </w:p>
-    <w:p>
-      <w:pPr>
-        <w:pStyle w:val="FirstParagraph"/>
-      </w:pPr>
-      <w:r>
-        <w:t xml:space="preserve">p1_phase = plot(sol1, vars=(1, 2), label=</w:t>
-      </w:r>
-      <w:r>
-        <w:t xml:space="preserve">“Фазовая траектория”</w:t>
-      </w:r>
-      <w:r>
-        <w:t xml:space="preserve">, xlabel=</w:t>
-      </w:r>
-      <w:r>
-        <w:t xml:space="preserve">“Координата x”</w:t>
-      </w:r>
-      <w:r>
-        <w:t xml:space="preserve">, ylabel=</w:t>
-      </w:r>
-      <w:r>
-        <w:t xml:space="preserve">“Скорость x’”</w:t>
-      </w:r>
-      <w:r>
-        <w:t xml:space="preserve">,</w:t>
-      </w:r>
-      <w:r>
-        <w:t xml:space="preserve"> </w:t>
-      </w:r>
-      <w:r>
-        <w:t xml:space="preserve">title=</w:t>
-      </w:r>
-      <w:r>
-        <w:t xml:space="preserve">“1. Фазовый портрет (без затухания)”</w:t>
-      </w:r>
-      <w:r>
-        <w:t xml:space="preserve">, color=:darkblue, lw=1.5)</w:t>
-      </w:r>
-    </w:p>
-    <w:bookmarkEnd w:id="19"/>
-    <w:bookmarkStart w:id="20" w:name="section-2"/>
-    <w:p>
-      <w:pPr>
-        <w:pStyle w:val="Heading1"/>
-      </w:pPr>
-      <w:r>
-        <w:t xml:space="preserve">9. ==============================================================================</w:t>
-      </w:r>
-    </w:p>
-    <w:bookmarkEnd w:id="20"/>
-    <w:bookmarkStart w:id="21" w:name="X33c6f2b73dde24c9095a4853ea9496b3d0b86c4"/>
-    <w:p>
-      <w:pPr>
-        <w:pStyle w:val="Heading1"/>
-      </w:pPr>
-      <w:r>
-        <w:t xml:space="preserve">10. 2. МОДЕЛЬ 2: Свободные колебания с затуханием (x’’ + 2g</w:t>
+        <w:t xml:space="preserve">7. 2. МОДЕЛЬ 2: Свободные колебания с затуханием (x’’ + 2g</w:t>
       </w:r>
       <w:r>
         <w:rPr>
@@ -1187,14 +1157,54 @@
         <w:t xml:space="preserve">x = 0)</w:t>
       </w:r>
     </w:p>
-    <w:bookmarkEnd w:id="21"/>
-    <w:bookmarkStart w:id="22" w:name="section-3"/>
+    <w:p>
+      <w:pPr>
+        <w:pStyle w:val="FirstParagraph"/>
+      </w:pPr>
+      <w:r>
+        <w:t xml:space="preserve">function model2!(du, u, p, t)</w:t>
+      </w:r>
+      <w:r>
+        <w:t xml:space="preserve"> </w:t>
+      </w:r>
+      <w:r>
+        <w:t xml:space="preserve">du[1] = u[2]</w:t>
+      </w:r>
+      <w:r>
+        <w:t xml:space="preserve"> </w:t>
+      </w:r>
+      <w:r>
+        <w:t xml:space="preserve">du[2] = -2 * gamma * u[2] - w0_sq * u[1]</w:t>
+      </w:r>
+      <w:r>
+        <w:t xml:space="preserve"> </w:t>
+      </w:r>
+      <w:r>
+        <w:t xml:space="preserve">end</w:t>
+      </w:r>
+    </w:p>
+    <w:p>
+      <w:pPr>
+        <w:pStyle w:val="BodyText"/>
+      </w:pPr>
+      <w:r>
+        <w:t xml:space="preserve">prob2 = ODEProblem(model2!, u0, tspan)</w:t>
+      </w:r>
+      <w:r>
+        <w:t xml:space="preserve"> </w:t>
+      </w:r>
+      <w:r>
+        <w:t xml:space="preserve">sol2 = solve(prob2, saveat=0.05)</w:t>
+      </w:r>
+    </w:p>
+    <w:bookmarkEnd w:id="18"/>
+    <w:bookmarkStart w:id="19" w:name="график-зависимости-xt-1"/>
     <w:p>
       <w:pPr>
         <w:pStyle w:val="Heading1"/>
       </w:pPr>
       <w:r>
-        <w:t xml:space="preserve">11. ==============================================================================</w:t>
+        <w:t xml:space="preserve">8. График зависимости x(t)</w:t>
       </w:r>
     </w:p>
     <w:p>
@@ -1202,49 +1212,47 @@
         <w:pStyle w:val="FirstParagraph"/>
       </w:pPr>
       <w:r>
-        <w:t xml:space="preserve">function model2!(du, u, p, t)</w:t>
-      </w:r>
-      <w:r>
-        <w:t xml:space="preserve"> </w:t>
-      </w:r>
-      <w:r>
-        <w:t xml:space="preserve">du[1] = u[2]</w:t>
-      </w:r>
-      <w:r>
-        <w:t xml:space="preserve"> </w:t>
-      </w:r>
-      <w:r>
-        <w:t xml:space="preserve">du[2] = -2 * gamma * u[2] - w0_sq * u[1]</w:t>
-      </w:r>
-      <w:r>
-        <w:t xml:space="preserve"> </w:t>
-      </w:r>
-      <w:r>
-        <w:t xml:space="preserve">end</w:t>
-      </w:r>
-    </w:p>
-    <w:p>
-      <w:pPr>
-        <w:pStyle w:val="BodyText"/>
-      </w:pPr>
-      <w:r>
-        <w:t xml:space="preserve">prob2 = ODEProblem(model2!, u0, tspan)</w:t>
-      </w:r>
-      <w:r>
-        <w:t xml:space="preserve"> </w:t>
-      </w:r>
-      <w:r>
-        <w:t xml:space="preserve">sol2 = solve(prob2, saveat=0.05)</w:t>
-      </w:r>
-    </w:p>
-    <w:bookmarkEnd w:id="22"/>
-    <w:bookmarkStart w:id="23" w:name="график-зависимости-xt-1"/>
+        <w:t xml:space="preserve">p2_time = plot(sol2, vars=(0, 1), label=</w:t>
+      </w:r>
+      <w:r>
+        <w:t xml:space="preserve">“x(t)”</w:t>
+      </w:r>
+      <w:r>
+        <w:t xml:space="preserve">, xlabel=</w:t>
+      </w:r>
+      <w:r>
+        <w:t xml:space="preserve">“Время t”</w:t>
+      </w:r>
+      <w:r>
+        <w:t xml:space="preserve">, ylabel=</w:t>
+      </w:r>
+      <w:r>
+        <w:t xml:space="preserve">“Координата x”</w:t>
+      </w:r>
+      <w:r>
+        <w:t xml:space="preserve">,</w:t>
+      </w:r>
+      <w:r>
+        <w:t xml:space="preserve"> </w:t>
+      </w:r>
+      <w:r>
+        <w:t xml:space="preserve">title=</w:t>
+      </w:r>
+      <w:r>
+        <w:t xml:space="preserve">“2. Колебания с затуханием”</w:t>
+      </w:r>
+      <w:r>
+        <w:t xml:space="preserve">, color=:red, lw=1.5)</w:t>
+      </w:r>
+    </w:p>
+    <w:bookmarkEnd w:id="19"/>
+    <w:bookmarkStart w:id="20" w:name="фазовый-портрет"/>
     <w:p>
       <w:pPr>
         <w:pStyle w:val="Heading1"/>
       </w:pPr>
       <w:r>
-        <w:t xml:space="preserve">12. График зависимости x(t)</w:t>
+        <w:t xml:space="preserve">9. Фазовый портрет</w:t>
       </w:r>
     </w:p>
     <w:p>
@@ -1252,22 +1260,22 @@
         <w:pStyle w:val="FirstParagraph"/>
       </w:pPr>
       <w:r>
-        <w:t xml:space="preserve">p2_time = plot(sol2, vars=(0, 1), label=</w:t>
-      </w:r>
-      <w:r>
-        <w:t xml:space="preserve">“x(t)”</w:t>
+        <w:t xml:space="preserve">p2_phase = plot(sol2, vars=(1, 2), label=</w:t>
+      </w:r>
+      <w:r>
+        <w:t xml:space="preserve">“Фазовая траектория”</w:t>
       </w:r>
       <w:r>
         <w:t xml:space="preserve">, xlabel=</w:t>
       </w:r>
       <w:r>
-        <w:t xml:space="preserve">“Время t”</w:t>
+        <w:t xml:space="preserve">“Координата x”</w:t>
       </w:r>
       <w:r>
         <w:t xml:space="preserve">, ylabel=</w:t>
       </w:r>
       <w:r>
-        <w:t xml:space="preserve">“Координата x”</w:t>
+        <w:t xml:space="preserve">“Скорость x’”</w:t>
       </w:r>
       <w:r>
         <w:t xml:space="preserve">,</w:t>
@@ -1279,78 +1287,20 @@
         <w:t xml:space="preserve">title=</w:t>
       </w:r>
       <w:r>
-        <w:t xml:space="preserve">“2. Колебания с затуханием”</w:t>
-      </w:r>
-      <w:r>
-        <w:t xml:space="preserve">, color=:red, lw=1.5)</w:t>
-      </w:r>
-    </w:p>
-    <w:bookmarkEnd w:id="23"/>
-    <w:bookmarkStart w:id="24" w:name="фазовый-портрет"/>
+        <w:t xml:space="preserve">“2. Фазовый портрет (с затуханием)”</w:t>
+      </w:r>
+      <w:r>
+        <w:t xml:space="preserve">, color=:maroon, lw=1.5)</w:t>
+      </w:r>
+    </w:p>
+    <w:bookmarkEnd w:id="20"/>
+    <w:bookmarkStart w:id="21" w:name="X73e411fdfeef3afc595523085b71b69e58939c6"/>
     <w:p>
       <w:pPr>
         <w:pStyle w:val="Heading1"/>
       </w:pPr>
       <w:r>
-        <w:t xml:space="preserve">13. Фазовый портрет</w:t>
-      </w:r>
-    </w:p>
-    <w:p>
-      <w:pPr>
-        <w:pStyle w:val="FirstParagraph"/>
-      </w:pPr>
-      <w:r>
-        <w:t xml:space="preserve">p2_phase = plot(sol2, vars=(1, 2), label=</w:t>
-      </w:r>
-      <w:r>
-        <w:t xml:space="preserve">“Фазовая траектория”</w:t>
-      </w:r>
-      <w:r>
-        <w:t xml:space="preserve">, xlabel=</w:t>
-      </w:r>
-      <w:r>
-        <w:t xml:space="preserve">“Координата x”</w:t>
-      </w:r>
-      <w:r>
-        <w:t xml:space="preserve">, ylabel=</w:t>
-      </w:r>
-      <w:r>
-        <w:t xml:space="preserve">“Скорость x’”</w:t>
-      </w:r>
-      <w:r>
-        <w:t xml:space="preserve">,</w:t>
-      </w:r>
-      <w:r>
-        <w:t xml:space="preserve"> </w:t>
-      </w:r>
-      <w:r>
-        <w:t xml:space="preserve">title=</w:t>
-      </w:r>
-      <w:r>
-        <w:t xml:space="preserve">“2. Фазовый портрет (с затуханием)”</w:t>
-      </w:r>
-      <w:r>
-        <w:t xml:space="preserve">, color=:maroon, lw=1.5)</w:t>
-      </w:r>
-    </w:p>
-    <w:bookmarkEnd w:id="24"/>
-    <w:bookmarkStart w:id="25" w:name="section-4"/>
-    <w:p>
-      <w:pPr>
-        <w:pStyle w:val="Heading1"/>
-      </w:pPr>
-      <w:r>
-        <w:t xml:space="preserve">14. ==============================================================================</w:t>
-      </w:r>
-    </w:p>
-    <w:bookmarkEnd w:id="25"/>
-    <w:bookmarkStart w:id="26" w:name="X73e411fdfeef3afc595523085b71b69e58939c6"/>
-    <w:p>
-      <w:pPr>
-        <w:pStyle w:val="Heading1"/>
-      </w:pPr>
-      <w:r>
-        <w:t xml:space="preserve">15. 3. МОДЕЛЬ 3: Колебания под действием внешней силы (x’’ + 2g</w:t>
+        <w:t xml:space="preserve">10. 3. МОДЕЛЬ 3: Колебания под действием внешней силы (x’’ + 2g</w:t>
       </w:r>
       <w:r>
         <w:rPr>
@@ -1373,14 +1323,62 @@
         <w:t xml:space="preserve">x = f(t))</w:t>
       </w:r>
     </w:p>
-    <w:bookmarkEnd w:id="26"/>
-    <w:bookmarkStart w:id="27" w:name="section-5"/>
+    <w:p>
+      <w:pPr>
+        <w:pStyle w:val="FirstParagraph"/>
+      </w:pPr>
+      <w:r>
+        <w:t xml:space="preserve">f(t) = 0.7 * sin(2.0 * t)</w:t>
+      </w:r>
+    </w:p>
+    <w:p>
+      <w:pPr>
+        <w:pStyle w:val="BodyText"/>
+      </w:pPr>
+      <w:r>
+        <w:t xml:space="preserve">function model3!(du, u, p, t)</w:t>
+      </w:r>
+      <w:r>
+        <w:t xml:space="preserve"> </w:t>
+      </w:r>
+      <w:r>
+        <w:t xml:space="preserve">du[1] = u[2]</w:t>
+      </w:r>
+      <w:r>
+        <w:t xml:space="preserve"> </w:t>
+      </w:r>
+      <w:r>
+        <w:t xml:space="preserve">du[2] = -2 * gamma * u[2] - w0_sq * u[1] + f(t)</w:t>
+      </w:r>
+      <w:r>
+        <w:t xml:space="preserve"> </w:t>
+      </w:r>
+      <w:r>
+        <w:t xml:space="preserve">end</w:t>
+      </w:r>
+    </w:p>
+    <w:p>
+      <w:pPr>
+        <w:pStyle w:val="BodyText"/>
+      </w:pPr>
+      <w:r>
+        <w:t xml:space="preserve">prob3 = ODEProblem(model3!, u0, tspan)</w:t>
+      </w:r>
+      <w:r>
+        <w:t xml:space="preserve"> </w:t>
+      </w:r>
+      <w:r>
+        <w:t xml:space="preserve">sol3 = solve(prob3, saveat=0.05)</w:t>
+      </w:r>
+    </w:p>
+    <w:bookmarkEnd w:id="21"/>
+    <w:bookmarkStart w:id="22" w:name="график-зависимости-xt-2"/>
     <w:p>
       <w:pPr>
         <w:pStyle w:val="Heading1"/>
       </w:pPr>
       <w:r>
-        <w:t xml:space="preserve">16. ==============================================================================</w:t>
+        <w:t xml:space="preserve">11. График зависимости x(t)</w:t>
       </w:r>
     </w:p>
     <w:p>
@@ -1388,57 +1386,47 @@
         <w:pStyle w:val="FirstParagraph"/>
       </w:pPr>
       <w:r>
-        <w:t xml:space="preserve">f(t) = 0.7 * sin(2.0 * t)</w:t>
-      </w:r>
-    </w:p>
-    <w:p>
-      <w:pPr>
-        <w:pStyle w:val="BodyText"/>
-      </w:pPr>
-      <w:r>
-        <w:t xml:space="preserve">function model3!(du, u, p, t)</w:t>
-      </w:r>
-      <w:r>
-        <w:t xml:space="preserve"> </w:t>
-      </w:r>
-      <w:r>
-        <w:t xml:space="preserve">du[1] = u[2]</w:t>
-      </w:r>
-      <w:r>
-        <w:t xml:space="preserve"> </w:t>
-      </w:r>
-      <w:r>
-        <w:t xml:space="preserve">du[2] = -2 * gamma * u[2] - w0_sq * u[1] + f(t)</w:t>
-      </w:r>
-      <w:r>
-        <w:t xml:space="preserve"> </w:t>
-      </w:r>
-      <w:r>
-        <w:t xml:space="preserve">end</w:t>
-      </w:r>
-    </w:p>
-    <w:p>
-      <w:pPr>
-        <w:pStyle w:val="BodyText"/>
-      </w:pPr>
-      <w:r>
-        <w:t xml:space="preserve">prob3 = ODEProblem(model3!, u0, tspan)</w:t>
-      </w:r>
-      <w:r>
-        <w:t xml:space="preserve"> </w:t>
-      </w:r>
-      <w:r>
-        <w:t xml:space="preserve">sol3 = solve(prob3, saveat=0.05)</w:t>
-      </w:r>
-    </w:p>
-    <w:bookmarkEnd w:id="27"/>
-    <w:bookmarkStart w:id="28" w:name="график-зависимости-xt-2"/>
+        <w:t xml:space="preserve">p3_time = plot(sol3, vars=(0, 1), label=</w:t>
+      </w:r>
+      <w:r>
+        <w:t xml:space="preserve">“x(t)”</w:t>
+      </w:r>
+      <w:r>
+        <w:t xml:space="preserve">, xlabel=</w:t>
+      </w:r>
+      <w:r>
+        <w:t xml:space="preserve">“Время t”</w:t>
+      </w:r>
+      <w:r>
+        <w:t xml:space="preserve">, ylabel=</w:t>
+      </w:r>
+      <w:r>
+        <w:t xml:space="preserve">“Координата x”</w:t>
+      </w:r>
+      <w:r>
+        <w:t xml:space="preserve">,</w:t>
+      </w:r>
+      <w:r>
+        <w:t xml:space="preserve"> </w:t>
+      </w:r>
+      <w:r>
+        <w:t xml:space="preserve">title=</w:t>
+      </w:r>
+      <w:r>
+        <w:t xml:space="preserve">“3. Колебания с внешней силой”</w:t>
+      </w:r>
+      <w:r>
+        <w:t xml:space="preserve">, color=:green, lw=1.5)</w:t>
+      </w:r>
+    </w:p>
+    <w:bookmarkEnd w:id="22"/>
+    <w:bookmarkStart w:id="23" w:name="фазовый-портрет-1"/>
     <w:p>
       <w:pPr>
         <w:pStyle w:val="Heading1"/>
       </w:pPr>
       <w:r>
-        <w:t xml:space="preserve">17. График зависимости x(t)</w:t>
+        <w:t xml:space="preserve">12. Фазовый портрет</w:t>
       </w:r>
     </w:p>
     <w:p>
@@ -1446,22 +1434,22 @@
         <w:pStyle w:val="FirstParagraph"/>
       </w:pPr>
       <w:r>
-        <w:t xml:space="preserve">p3_time = plot(sol3, vars=(0, 1), label=</w:t>
-      </w:r>
-      <w:r>
-        <w:t xml:space="preserve">“x(t)”</w:t>
+        <w:t xml:space="preserve">p3_phase = plot(sol3, vars=(1, 2), label=</w:t>
+      </w:r>
+      <w:r>
+        <w:t xml:space="preserve">“Фазовая траектория”</w:t>
       </w:r>
       <w:r>
         <w:t xml:space="preserve">, xlabel=</w:t>
       </w:r>
       <w:r>
-        <w:t xml:space="preserve">“Время t”</w:t>
+        <w:t xml:space="preserve">“Координата x”</w:t>
       </w:r>
       <w:r>
         <w:t xml:space="preserve">, ylabel=</w:t>
       </w:r>
       <w:r>
-        <w:t xml:space="preserve">“Координата x”</w:t>
+        <w:t xml:space="preserve">“Скорость x’”</w:t>
       </w:r>
       <w:r>
         <w:t xml:space="preserve">,</w:t>
@@ -1473,68 +1461,20 @@
         <w:t xml:space="preserve">title=</w:t>
       </w:r>
       <w:r>
-        <w:t xml:space="preserve">“3. Колебания с внешней силой”</w:t>
-      </w:r>
-      <w:r>
-        <w:t xml:space="preserve">, color=:green, lw=1.5)</w:t>
-      </w:r>
-    </w:p>
-    <w:bookmarkEnd w:id="28"/>
-    <w:bookmarkStart w:id="29" w:name="фазовый-портрет-1"/>
+        <w:t xml:space="preserve">“3. Фазовый портрет (с внешней силой)”</w:t>
+      </w:r>
+      <w:r>
+        <w:t xml:space="preserve">, color=:darkgreen, lw=1.5)</w:t>
+      </w:r>
+    </w:p>
+    <w:bookmarkEnd w:id="23"/>
+    <w:bookmarkStart w:id="44" w:name="сохранение-графиковдля-отчета"/>
     <w:p>
       <w:pPr>
         <w:pStyle w:val="Heading1"/>
       </w:pPr>
       <w:r>
-        <w:t xml:space="preserve">18. Фазовый портрет</w:t>
-      </w:r>
-    </w:p>
-    <w:p>
-      <w:pPr>
-        <w:pStyle w:val="FirstParagraph"/>
-      </w:pPr>
-      <w:r>
-        <w:t xml:space="preserve">p3_phase = plot(sol3, vars=(1, 2), label=</w:t>
-      </w:r>
-      <w:r>
-        <w:t xml:space="preserve">“Фазовая траектория”</w:t>
-      </w:r>
-      <w:r>
-        <w:t xml:space="preserve">, xlabel=</w:t>
-      </w:r>
-      <w:r>
-        <w:t xml:space="preserve">“Координата x”</w:t>
-      </w:r>
-      <w:r>
-        <w:t xml:space="preserve">, ylabel=</w:t>
-      </w:r>
-      <w:r>
-        <w:t xml:space="preserve">“Скорость x’”</w:t>
-      </w:r>
-      <w:r>
-        <w:t xml:space="preserve">,</w:t>
-      </w:r>
-      <w:r>
-        <w:t xml:space="preserve"> </w:t>
-      </w:r>
-      <w:r>
-        <w:t xml:space="preserve">title=</w:t>
-      </w:r>
-      <w:r>
-        <w:t xml:space="preserve">“3. Фазовый портрет (с внешней силой)”</w:t>
-      </w:r>
-      <w:r>
-        <w:t xml:space="preserve">, color=:darkgreen, lw=1.5)</w:t>
-      </w:r>
-    </w:p>
-    <w:bookmarkEnd w:id="29"/>
-    <w:bookmarkStart w:id="50" w:name="сохранение-графиковдля-отчета"/>
-    <w:p>
-      <w:pPr>
-        <w:pStyle w:val="Heading1"/>
-      </w:pPr>
-      <w:r>
-        <w:t xml:space="preserve">19. — СОХРАНЕНИЕ ГРАФИКОВДЛЯ ОТЧЕТА —</w:t>
+        <w:t xml:space="preserve">13. — СОХРАНЕНИЕ ГРАФИКОВДЛЯ ОТЧЕТА —</w:t>
       </w:r>
     </w:p>
     <w:p>
@@ -1569,7 +1509,7 @@
       <w:tr>
         <w:tc>
           <w:tcPr/>
-          <w:bookmarkStart w:id="33" w:name="fig-001"/>
+          <w:bookmarkStart w:id="27" w:name="fig-001"/>
           <w:p>
             <w:pPr>
               <w:pStyle w:val="Compact"/>
@@ -1580,18 +1520,18 @@
                 <wp:inline>
                   <wp:extent cx="3733800" cy="1638625"/>
                   <wp:effectExtent b="0" l="0" r="0" t="0"/>
-                  <wp:docPr descr="" title="" id="31" name="Picture"/>
+                  <wp:docPr descr="" title="" id="25" name="Picture"/>
                   <a:graphic>
                     <a:graphicData uri="http://schemas.openxmlformats.org/drawingml/2006/picture">
                       <pic:pic>
                         <pic:nvPicPr>
-                          <pic:cNvPr descr="image/1.png" id="32" name="Picture"/>
+                          <pic:cNvPr descr="image/1.png" id="26" name="Picture"/>
                           <pic:cNvPicPr>
                             <a:picLocks noChangeArrowheads="1" noChangeAspect="1"/>
                           </pic:cNvPicPr>
                         </pic:nvPicPr>
                         <pic:blipFill>
-                          <a:blip r:embed="rId30"/>
+                          <a:blip r:embed="rId24"/>
                           <a:stretch>
                             <a:fillRect/>
                           </a:stretch>
@@ -1631,7 +1571,7 @@
               <w:t xml:space="preserve">Рисунок 1: grafik1</w:t>
             </w:r>
           </w:p>
-          <w:bookmarkEnd w:id="33"/>
+          <w:bookmarkEnd w:id="27"/>
         </w:tc>
       </w:tr>
     </w:tbl>
@@ -1667,7 +1607,7 @@
       <w:tr>
         <w:tc>
           <w:tcPr/>
-          <w:bookmarkStart w:id="37" w:name="fig-002"/>
+          <w:bookmarkStart w:id="31" w:name="fig-002"/>
           <w:p>
             <w:pPr>
               <w:pStyle w:val="Compact"/>
@@ -1678,18 +1618,18 @@
                 <wp:inline>
                   <wp:extent cx="3733800" cy="1762326"/>
                   <wp:effectExtent b="0" l="0" r="0" t="0"/>
-                  <wp:docPr descr="" title="" id="35" name="Picture"/>
+                  <wp:docPr descr="" title="" id="29" name="Picture"/>
                   <a:graphic>
                     <a:graphicData uri="http://schemas.openxmlformats.org/drawingml/2006/picture">
                       <pic:pic>
                         <pic:nvPicPr>
-                          <pic:cNvPr descr="image/2.png" id="36" name="Picture"/>
+                          <pic:cNvPr descr="image/2.png" id="30" name="Picture"/>
                           <pic:cNvPicPr>
                             <a:picLocks noChangeArrowheads="1" noChangeAspect="1"/>
                           </pic:cNvPicPr>
                         </pic:nvPicPr>
                         <pic:blipFill>
-                          <a:blip r:embed="rId34"/>
+                          <a:blip r:embed="rId28"/>
                           <a:stretch>
                             <a:fillRect/>
                           </a:stretch>
@@ -1729,7 +1669,7 @@
               <w:t xml:space="preserve">Рисунок 2: grafik2</w:t>
             </w:r>
           </w:p>
-          <w:bookmarkEnd w:id="37"/>
+          <w:bookmarkEnd w:id="31"/>
         </w:tc>
       </w:tr>
     </w:tbl>
@@ -1765,7 +1705,7 @@
       <w:tr>
         <w:tc>
           <w:tcPr/>
-          <w:bookmarkStart w:id="41" w:name="fig-003"/>
+          <w:bookmarkStart w:id="35" w:name="fig-003"/>
           <w:p>
             <w:pPr>
               <w:pStyle w:val="Compact"/>
@@ -1776,18 +1716,18 @@
                 <wp:inline>
                   <wp:extent cx="3733800" cy="1870765"/>
                   <wp:effectExtent b="0" l="0" r="0" t="0"/>
-                  <wp:docPr descr="" title="" id="39" name="Picture"/>
+                  <wp:docPr descr="" title="" id="33" name="Picture"/>
                   <a:graphic>
                     <a:graphicData uri="http://schemas.openxmlformats.org/drawingml/2006/picture">
                       <pic:pic>
                         <pic:nvPicPr>
-                          <pic:cNvPr descr="image/3.png" id="40" name="Picture"/>
+                          <pic:cNvPr descr="image/3.png" id="34" name="Picture"/>
                           <pic:cNvPicPr>
                             <a:picLocks noChangeArrowheads="1" noChangeAspect="1"/>
                           </pic:cNvPicPr>
                         </pic:nvPicPr>
                         <pic:blipFill>
-                          <a:blip r:embed="rId38"/>
+                          <a:blip r:embed="rId32"/>
                           <a:stretch>
                             <a:fillRect/>
                           </a:stretch>
@@ -1827,7 +1767,7 @@
               <w:t xml:space="preserve">Рисунок 3: grafik3</w:t>
             </w:r>
           </w:p>
-          <w:bookmarkEnd w:id="41"/>
+          <w:bookmarkEnd w:id="35"/>
         </w:tc>
       </w:tr>
     </w:tbl>
@@ -1863,7 +1803,7 @@
       <w:tr>
         <w:tc>
           <w:tcPr/>
-          <w:bookmarkStart w:id="45" w:name="fig-004"/>
+          <w:bookmarkStart w:id="39" w:name="fig-004"/>
           <w:p>
             <w:pPr>
               <w:pStyle w:val="Compact"/>
@@ -1874,18 +1814,18 @@
                 <wp:inline>
                   <wp:extent cx="3733800" cy="1872407"/>
                   <wp:effectExtent b="0" l="0" r="0" t="0"/>
-                  <wp:docPr descr="" title="" id="43" name="Picture"/>
+                  <wp:docPr descr="" title="" id="37" name="Picture"/>
                   <a:graphic>
                     <a:graphicData uri="http://schemas.openxmlformats.org/drawingml/2006/picture">
                       <pic:pic>
                         <pic:nvPicPr>
-                          <pic:cNvPr descr="image/4.png" id="44" name="Picture"/>
+                          <pic:cNvPr descr="image/4.png" id="38" name="Picture"/>
                           <pic:cNvPicPr>
                             <a:picLocks noChangeArrowheads="1" noChangeAspect="1"/>
                           </pic:cNvPicPr>
                         </pic:nvPicPr>
                         <pic:blipFill>
-                          <a:blip r:embed="rId42"/>
+                          <a:blip r:embed="rId36"/>
                           <a:stretch>
                             <a:fillRect/>
                           </a:stretch>
@@ -1925,7 +1865,7 @@
               <w:t xml:space="preserve">Рисунок 4: grafik4</w:t>
             </w:r>
           </w:p>
-          <w:bookmarkEnd w:id="45"/>
+          <w:bookmarkEnd w:id="39"/>
         </w:tc>
       </w:tr>
     </w:tbl>
@@ -1960,7 +1900,7 @@
       <w:tr>
         <w:tc>
           <w:tcPr/>
-          <w:bookmarkStart w:id="49" w:name="fig-006"/>
+          <w:bookmarkStart w:id="43" w:name="fig-006"/>
           <w:p>
             <w:pPr>
               <w:pStyle w:val="Compact"/>
@@ -1971,18 +1911,18 @@
                 <wp:inline>
                   <wp:extent cx="3733800" cy="1904052"/>
                   <wp:effectExtent b="0" l="0" r="0" t="0"/>
-                  <wp:docPr descr="" title="" id="47" name="Picture"/>
+                  <wp:docPr descr="" title="" id="41" name="Picture"/>
                   <a:graphic>
                     <a:graphicData uri="http://schemas.openxmlformats.org/drawingml/2006/picture">
                       <pic:pic>
                         <pic:nvPicPr>
-                          <pic:cNvPr descr="image/5.png" id="48" name="Picture"/>
+                          <pic:cNvPr descr="image/5.png" id="42" name="Picture"/>
                           <pic:cNvPicPr>
                             <a:picLocks noChangeArrowheads="1" noChangeAspect="1"/>
                           </pic:cNvPicPr>
                         </pic:nvPicPr>
                         <pic:blipFill>
-                          <a:blip r:embed="rId46"/>
+                          <a:blip r:embed="rId40"/>
                           <a:stretch>
                             <a:fillRect/>
                           </a:stretch>
@@ -2022,11 +1962,11 @@
               <w:t xml:space="preserve">Рисунок 5: grafik5</w:t>
             </w:r>
           </w:p>
-          <w:bookmarkEnd w:id="49"/>
+          <w:bookmarkEnd w:id="43"/>
         </w:tc>
       </w:tr>
     </w:tbl>
-    <w:bookmarkEnd w:id="50"/>
+    <w:bookmarkEnd w:id="44"/>
     <w:sectPr>
       <w:footnotePr>
         <w:numRestart w:val="eachSect"/>
